--- a/docs/quests/Quest-M04-Collection-Day.docx
+++ b/docs/quests/Quest-M04-Collection-Day.docx
@@ -1171,7 +1171,7 @@
                   <w:r>
                     <w:drawing>
                       <wp:inline xmlns:a="http://schemas.openxmlformats.org/drawingml/2006/main" xmlns:pic="http://schemas.openxmlformats.org/drawingml/2006/picture">
-                        <wp:extent cx="936000" cy="936000"/>
+                        <wp:extent cx="648000" cy="1036800"/>
                         <wp:docPr id="1" name="Picture 1"/>
                         <wp:cNvGraphicFramePr>
                           <a:graphicFrameLocks noChangeAspect="1"/>
@@ -1192,7 +1192,7 @@
                               <pic:spPr>
                                 <a:xfrm>
                                   <a:off x="0" y="0"/>
-                                  <a:ext cx="936000" cy="936000"/>
+                                  <a:ext cx="648000" cy="1036800"/>
                                 </a:xfrm>
                                 <a:prstGeom prst="rect"/>
                               </pic:spPr>
@@ -1920,7 +1920,7 @@
                   <w:r>
                     <w:drawing>
                       <wp:inline xmlns:a="http://schemas.openxmlformats.org/drawingml/2006/main" xmlns:pic="http://schemas.openxmlformats.org/drawingml/2006/picture">
-                        <wp:extent cx="936000" cy="936000"/>
+                        <wp:extent cx="648000" cy="1036800"/>
                         <wp:docPr id="2" name="Picture 2"/>
                         <wp:cNvGraphicFramePr>
                           <a:graphicFrameLocks noChangeAspect="1"/>
@@ -1941,7 +1941,7 @@
                               <pic:spPr>
                                 <a:xfrm>
                                   <a:off x="0" y="0"/>
-                                  <a:ext cx="936000" cy="936000"/>
+                                  <a:ext cx="648000" cy="1036800"/>
                                 </a:xfrm>
                                 <a:prstGeom prst="rect"/>
                               </pic:spPr>
@@ -2669,7 +2669,7 @@
                   <w:r>
                     <w:drawing>
                       <wp:inline xmlns:a="http://schemas.openxmlformats.org/drawingml/2006/main" xmlns:pic="http://schemas.openxmlformats.org/drawingml/2006/picture">
-                        <wp:extent cx="936000" cy="936000"/>
+                        <wp:extent cx="648000" cy="1036800"/>
                         <wp:docPr id="3" name="Picture 3"/>
                         <wp:cNvGraphicFramePr>
                           <a:graphicFrameLocks noChangeAspect="1"/>
@@ -2690,7 +2690,7 @@
                               <pic:spPr>
                                 <a:xfrm>
                                   <a:off x="0" y="0"/>
-                                  <a:ext cx="936000" cy="936000"/>
+                                  <a:ext cx="648000" cy="1036800"/>
                                 </a:xfrm>
                                 <a:prstGeom prst="rect"/>
                               </pic:spPr>
@@ -11988,7 +11988,7 @@
                 <w:sz w:val="17"/>
                 <w:szCs w:val="17"/>
               </w:rPr>
-              <w:t>PAPA JOE - drawn (pixel art, 48 x 48, docs/Characters.docx); a picture of your own replaces them</w:t>
+              <w:t>PAPA JOE - drawn (pixel art, 40 x 64, docs/Characters.docx); a picture of your own replaces them</w:t>
             </w:r>
           </w:p>
         </w:tc>
@@ -12057,7 +12057,7 @@
                 <w:sz w:val="17"/>
                 <w:szCs w:val="17"/>
               </w:rPr>
-              <w:t>DANNY CRUZ - drawn (pixel art, 48 x 48, docs/Characters.docx); a picture of your own replaces them</w:t>
+              <w:t>DANNY CRUZ - drawn (pixel art, 40 x 64, docs/Characters.docx); a picture of your own replaces them</w:t>
             </w:r>
           </w:p>
         </w:tc>
@@ -12126,7 +12126,7 @@
                 <w:sz w:val="17"/>
                 <w:szCs w:val="17"/>
               </w:rPr>
-              <w:t>LUCKY LOU - drawn (pixel art, 48 x 48, docs/Characters.docx); a picture of your own replaces them</w:t>
+              <w:t>LUCKY LOU - drawn (pixel art, 40 x 64, docs/Characters.docx); a picture of your own replaces them</w:t>
             </w:r>
           </w:p>
         </w:tc>

--- a/docs/quests/Quest-M04-Collection-Day.docx
+++ b/docs/quests/Quest-M04-Collection-Day.docx
@@ -1171,7 +1171,7 @@
                   <w:r>
                     <w:drawing>
                       <wp:inline xmlns:a="http://schemas.openxmlformats.org/drawingml/2006/main" xmlns:pic="http://schemas.openxmlformats.org/drawingml/2006/picture">
-                        <wp:extent cx="648000" cy="1036800"/>
+                        <wp:extent cx="648000" cy="1012500"/>
                         <wp:docPr id="1" name="Picture 1"/>
                         <wp:cNvGraphicFramePr>
                           <a:graphicFrameLocks noChangeAspect="1"/>
@@ -1192,7 +1192,7 @@
                               <pic:spPr>
                                 <a:xfrm>
                                   <a:off x="0" y="0"/>
-                                  <a:ext cx="648000" cy="1036800"/>
+                                  <a:ext cx="648000" cy="1012500"/>
                                 </a:xfrm>
                                 <a:prstGeom prst="rect"/>
                               </pic:spPr>
@@ -1920,7 +1920,7 @@
                   <w:r>
                     <w:drawing>
                       <wp:inline xmlns:a="http://schemas.openxmlformats.org/drawingml/2006/main" xmlns:pic="http://schemas.openxmlformats.org/drawingml/2006/picture">
-                        <wp:extent cx="648000" cy="1036800"/>
+                        <wp:extent cx="648000" cy="1012500"/>
                         <wp:docPr id="2" name="Picture 2"/>
                         <wp:cNvGraphicFramePr>
                           <a:graphicFrameLocks noChangeAspect="1"/>
@@ -1941,7 +1941,7 @@
                               <pic:spPr>
                                 <a:xfrm>
                                   <a:off x="0" y="0"/>
-                                  <a:ext cx="648000" cy="1036800"/>
+                                  <a:ext cx="648000" cy="1012500"/>
                                 </a:xfrm>
                                 <a:prstGeom prst="rect"/>
                               </pic:spPr>
@@ -2669,7 +2669,7 @@
                   <w:r>
                     <w:drawing>
                       <wp:inline xmlns:a="http://schemas.openxmlformats.org/drawingml/2006/main" xmlns:pic="http://schemas.openxmlformats.org/drawingml/2006/picture">
-                        <wp:extent cx="648000" cy="1036800"/>
+                        <wp:extent cx="648000" cy="1012500"/>
                         <wp:docPr id="3" name="Picture 3"/>
                         <wp:cNvGraphicFramePr>
                           <a:graphicFrameLocks noChangeAspect="1"/>
@@ -2690,7 +2690,7 @@
                               <pic:spPr>
                                 <a:xfrm>
                                   <a:off x="0" y="0"/>
-                                  <a:ext cx="648000" cy="1036800"/>
+                                  <a:ext cx="648000" cy="1012500"/>
                                 </a:xfrm>
                                 <a:prstGeom prst="rect"/>
                               </pic:spPr>
@@ -11988,7 +11988,7 @@
                 <w:sz w:val="17"/>
                 <w:szCs w:val="17"/>
               </w:rPr>
-              <w:t>PAPA JOE - drawn (pixel art, 40 x 64, docs/Characters.docx); a picture of your own replaces them</w:t>
+              <w:t>PAPA JOE - drawn (pixel art, 48 x 75, docs/Characters.docx); a picture of your own replaces them</w:t>
             </w:r>
           </w:p>
         </w:tc>
@@ -12057,7 +12057,7 @@
                 <w:sz w:val="17"/>
                 <w:szCs w:val="17"/>
               </w:rPr>
-              <w:t>DANNY CRUZ - drawn (pixel art, 40 x 64, docs/Characters.docx); a picture of your own replaces them</w:t>
+              <w:t>DANNY CRUZ - drawn (pixel art, 48 x 75, docs/Characters.docx); a picture of your own replaces them</w:t>
             </w:r>
           </w:p>
         </w:tc>
@@ -12126,7 +12126,7 @@
                 <w:sz w:val="17"/>
                 <w:szCs w:val="17"/>
               </w:rPr>
-              <w:t>LUCKY LOU - drawn (pixel art, 40 x 64, docs/Characters.docx); a picture of your own replaces them</w:t>
+              <w:t>LUCKY LOU - drawn (pixel art, 48 x 75, docs/Characters.docx); a picture of your own replaces them</w:t>
             </w:r>
           </w:p>
         </w:tc>

--- a/docs/quests/Quest-M04-Collection-Day.docx
+++ b/docs/quests/Quest-M04-Collection-Day.docx
@@ -1171,7 +1171,7 @@
                   <w:r>
                     <w:drawing>
                       <wp:inline xmlns:a="http://schemas.openxmlformats.org/drawingml/2006/main" xmlns:pic="http://schemas.openxmlformats.org/drawingml/2006/picture">
-                        <wp:extent cx="936000" cy="936000"/>
+                        <wp:extent cx="648000" cy="1012500"/>
                         <wp:docPr id="1" name="Picture 1"/>
                         <wp:cNvGraphicFramePr>
                           <a:graphicFrameLocks noChangeAspect="1"/>
@@ -1192,7 +1192,7 @@
                               <pic:spPr>
                                 <a:xfrm>
                                   <a:off x="0" y="0"/>
-                                  <a:ext cx="936000" cy="936000"/>
+                                  <a:ext cx="648000" cy="1012500"/>
                                 </a:xfrm>
                                 <a:prstGeom prst="rect"/>
                               </pic:spPr>
@@ -1920,7 +1920,7 @@
                   <w:r>
                     <w:drawing>
                       <wp:inline xmlns:a="http://schemas.openxmlformats.org/drawingml/2006/main" xmlns:pic="http://schemas.openxmlformats.org/drawingml/2006/picture">
-                        <wp:extent cx="936000" cy="936000"/>
+                        <wp:extent cx="648000" cy="1012500"/>
                         <wp:docPr id="2" name="Picture 2"/>
                         <wp:cNvGraphicFramePr>
                           <a:graphicFrameLocks noChangeAspect="1"/>
@@ -1941,7 +1941,7 @@
                               <pic:spPr>
                                 <a:xfrm>
                                   <a:off x="0" y="0"/>
-                                  <a:ext cx="936000" cy="936000"/>
+                                  <a:ext cx="648000" cy="1012500"/>
                                 </a:xfrm>
                                 <a:prstGeom prst="rect"/>
                               </pic:spPr>
@@ -2669,7 +2669,7 @@
                   <w:r>
                     <w:drawing>
                       <wp:inline xmlns:a="http://schemas.openxmlformats.org/drawingml/2006/main" xmlns:pic="http://schemas.openxmlformats.org/drawingml/2006/picture">
-                        <wp:extent cx="936000" cy="936000"/>
+                        <wp:extent cx="648000" cy="1012500"/>
                         <wp:docPr id="3" name="Picture 3"/>
                         <wp:cNvGraphicFramePr>
                           <a:graphicFrameLocks noChangeAspect="1"/>
@@ -2690,7 +2690,7 @@
                               <pic:spPr>
                                 <a:xfrm>
                                   <a:off x="0" y="0"/>
-                                  <a:ext cx="936000" cy="936000"/>
+                                  <a:ext cx="648000" cy="1012500"/>
                                 </a:xfrm>
                                 <a:prstGeom prst="rect"/>
                               </pic:spPr>
@@ -11988,7 +11988,7 @@
                 <w:sz w:val="17"/>
                 <w:szCs w:val="17"/>
               </w:rPr>
-              <w:t>PAPA JOE - drawn (pixel art, 48 x 48, docs/Characters.docx); a picture of your own replaces them</w:t>
+              <w:t>PAPA JOE - drawn (pixel art, 48 x 75, docs/Characters.docx); a picture of your own replaces them</w:t>
             </w:r>
           </w:p>
         </w:tc>
@@ -12057,7 +12057,7 @@
                 <w:sz w:val="17"/>
                 <w:szCs w:val="17"/>
               </w:rPr>
-              <w:t>DANNY CRUZ - drawn (pixel art, 48 x 48, docs/Characters.docx); a picture of your own replaces them</w:t>
+              <w:t>DANNY CRUZ - drawn (pixel art, 48 x 75, docs/Characters.docx); a picture of your own replaces them</w:t>
             </w:r>
           </w:p>
         </w:tc>
@@ -12126,7 +12126,7 @@
                 <w:sz w:val="17"/>
                 <w:szCs w:val="17"/>
               </w:rPr>
-              <w:t>LUCKY LOU - drawn (pixel art, 48 x 48, docs/Characters.docx); a picture of your own replaces them</w:t>
+              <w:t>LUCKY LOU - drawn (pixel art, 48 x 75, docs/Characters.docx); a picture of your own replaces them</w:t>
             </w:r>
           </w:p>
         </w:tc>
